--- a/src/Apps/CZ/CashDeskLocalization/app/Src/Reports/PostedRcptCashDocumentEmail.docx
+++ b/src/Apps/CZ/CashDeskLocalization/app/Src/Reports/PostedRcptCashDocumentEmail.docx
@@ -2272,311 +2272,199 @@
  < / N a v W o r d R e p o r t X m l P a r t > 
 </file>
 
-<file path=customXml/item2.xml>��< ? x m l   v e r s i o n = " 1 . 0 "   e n c o d i n g = " u t f - 1 6 " ? > - 
- < N a v W o r d R e p o r t X m l P a r t   x m l n s = " u r n : m i c r o s o f t - d y n a m i c s - n a v / r e p o r t s / P o s t e d _ R c p t _ C a s h _ D o c u m e n t _ C Z P / 1 1 7 3 6 / " > - 
-     < B C R e p o r t I n f o r m a t i o n > - 
-         < R e p o r t M e t a d a t a > - 
-             < E x t e n s i o n I d > E x t e n s i o n   I D < / E x t e n s i o n I d > - 
-             < E x t e n s i o n N a m e > E x t e n s i o n   N a m e < / E x t e n s i o n N a m e > - 
-             < E x t e n s i o n P u b l i s h e r > E x t e n s i o n   P u b l i s h e r < / E x t e n s i o n P u b l i s h e r > - 
-             < E x t e n s i o n V e r s i o n > E x t e n s i o n   V e r s i o n < / E x t e n s i o n V e r s i o n > - 
-             < R e p o r t I d > R e p o r t   I D < / R e p o r t I d > - 
-             < R e p o r t N a m e > R e p o r t   N a m e < / R e p o r t N a m e > - 
-             < A b o u t T h i s R e p o r t T i t l e > A b o u t   T h i s   R e p o r t   T i t l e < / A b o u t T h i s R e p o r t T i t l e > - 
-             < A b o u t T h i s R e p o r t T e x t > A b o u t   T h i s   R e p o r t   T e x t < / A b o u t T h i s R e p o r t T e x t > - 
-             < R e p o r t H e l p L i n k > R e p o r t   H e l p   L i n k < / R e p o r t H e l p L i n k > - 
-         < / R e p o r t M e t a d a t a > - 
-         < R e p o r t R e q u e s t > - 
-             < T e n a n t E n t r a I d > T e n a n t   E n t r a   I d < / T e n a n t E n t r a I d > - 
-             < E n v i r o n m e n t N a m e > E n v i r o n m e n t   N a m e < / E n v i r o n m e n t N a m e > - 
-             < E n v i r o n m e n t T y p e > E n v i r o n m e n t   T y p e < / E n v i r o n m e n t T y p e > - 
-             < C o m p a n y N a m e > C o m p a n y   N a m e < / C o m p a n y N a m e > - 
-             < C o m p a n y D i s p l a y N a m e > C o m p a n y   D i s p l a y   N a m e < / C o m p a n y D i s p l a y N a m e > - 
-             < C o m p a n y I d > C o m p a n y   I D < / C o m p a n y I d > - 
-             < U s e r N a m e > U s e r   N a m e < / U s e r N a m e > - 
-             < D a t e A n d T i m e > D a t e   a n d   T i m e < / D a t e A n d T i m e > - 
-             < L a n g u a g e > L a n g u a g e < / L a n g u a g e > - 
-             < F o r m a t R e g i o n > F o r m a t   R e g i o n < / F o r m a t R e g i o n > - 
-             < D a t e T i m e V a l u e s > - 
-                 < Y e a r > Y e a r < / Y e a r > - 
-                 < M o n t h N u m b e r > M o n t h   N u m b e r < / M o n t h N u m b e r > - 
-                 < D a y N u m b e r > D a y   N u m b e r < / D a y N u m b e r > - 
-                 < H o u r > H o u r < / H o u r > - 
-                 < M i n u t e > M i n u t e < / M i n u t e > - 
-             < / D a t e T i m e V a l u e s > - 
-         < / R e p o r t R e q u e s t > - 
-     < / B C R e p o r t I n f o r m a t i o n > - 
-     < L a b e l s > - 
-         < A c c o u n t N o _ G L E n t r y C a p t i o n > A c c o u n t N o _ G L E n t r y C a p t i o n < / A c c o u n t N o _ G L E n t r y C a p t i o n > - 
-         < A m o u n t I n c l u d i n g V A T _ P o s t e d C a s h D o c u m e n t L i n e C a p t i o n > A m o u n t I n c l u d i n g V A T _ P o s t e d C a s h D o c u m e n t L i n e C a p t i o n < / A m o u n t I n c l u d i n g V A T _ P o s t e d C a s h D o c u m e n t L i n e C a p t i o n > - 
-         < B K P L b l > B K P L b l < / B K P L b l > - 
-         < B o d y L b l > B o d y L b l < / B o d y L b l > - 
-         < B u s i n e s s P r e m i s e s L b l > B u s i n e s s P r e m i s e s L b l < / B u s i n e s s P r e m i s e s L b l > - 
-         < C a s h R e g i s t e r L b l > C a s h R e g i s t e r L b l < / C a s h R e g i s t e r L b l > - 
-         < C l o s i n g L b l > C l o s i n g L b l < / C l o s i n g L b l > - 
-         < C o m p a n y L b l > C o m p a n y L b l < / C o m p a n y L b l > - 
-         < C o p y L b l > C o p y L b l < / C o p y L b l > - 
-         < C r e d i t A m o u n t _ G L E n t r y C a p t i o n > C r e d i t A m o u n t _ G L E n t r y C a p t i o n < / C r e d i t A m o u n t _ G L E n t r y C a p t i o n > - 
-         < D e b i t A m o u n t _ G L E n t r y C a p t i o n > D e b i t A m o u n t _ G L E n t r y C a p t i o n < / D e b i t A m o u n t _ G L E n t r y C a p t i o n > - 
-         < D e s c r i p t i o n _ G L E n t r y C a p t i o n > D e s c r i p t i o n _ G L E n t r y C a p t i o n < / D e s c r i p t i o n _ G L E n t r y C a p t i o n > - 
-         < D e s c r i p t i o n _ P o s t e d C a s h D o c u m e n t L i n e C a p t i o n > D e s c r i p t i o n _ P o s t e d C a s h D o c u m e n t L i n e C a p t i o n < / D e s c r i p t i o n _ P o s t e d C a s h D o c u m e n t L i n e C a p t i o n > - 
-         < D o c u m e n t L b l > D o c u m e n t L b l < / D o c u m e n t L b l > - 
-         < D o c u m e n t N o L b l > D o c u m e n t N o L b l < / D o c u m e n t N o L b l > - 
-         < F I K L b l > F I K L b l < / F I K L b l > - 
-         < G r e e t i n g L b l > G r e e t i n g L b l < / G r e e t i n g L b l > - 
-         < I d e n t i f i c a t i o n C a r d N o _ P o s t e d C a s h D o c u m e n t H e a d e r C a p t i o n > I d e n t i f i c a t i o n C a r d N o _ P o s t e d C a s h D o c u m e n t H e a d e r C a p t i o n < / I d e n t i f i c a t i o n C a r d N o _ P o s t e d C a s h D o c u m e n t H e a d e r C a p t i o n > - 
-         < I s s u e D a t e t i m e L b l > I s s u e D a t e t i m e L b l < / I s s u e D a t e t i m e L b l > - 
-         < P a g e L b l > P a g e L b l < / P a g e L b l > - 
-         < P a y m e n t P u r p o s e _ P o s t e d C a s h D o c u m e n t H e a d e r C a p t i o n > P a y m e n t P u r p o s e _ P o s t e d C a s h D o c u m e n t H e a d e r C a p t i o n < / P a y m e n t P u r p o s e _ P o s t e d C a s h D o c u m e n t H e a d e r C a p t i o n > - 
-         < P K P L b l > P K P L b l < / P K P L b l > - 
-         < P o s t e d L b l > P o s t e d L b l < / P o s t e d L b l > - 
-         < P o s t i n g D a t e L b l > P o s t i n g D a t e L b l < / P o s t i n g D a t e L b l > - 
-         < R e c e i p t S e r i a l N o L b l > R e c e i p t S e r i a l N o L b l < / R e c e i p t S e r i a l N o L b l > - 
-         < R e c e i v e d B y _ P o s t e d C a s h D o c u m e n t H e a d e r C a p t i o n > R e c e i v e d B y _ P o s t e d C a s h D o c u m e n t H e a d e r C a p t i o n < / R e c e i v e d B y _ P o s t e d C a s h D o c u m e n t H e a d e r C a p t i o n > - 
-         < R e c e i v e d F r o m _ P o s t e d C a s h D o c u m e n t H e a d e r C a p t i o n > R e c e i v e d F r o m _ P o s t e d C a s h D o c u m e n t H e a d e r C a p t i o n < / R e c e i v e d F r o m _ P o s t e d C a s h D o c u m e n t H e a d e r C a p t i o n > - 
-         < R e g i s t r a t i o n N o _ P o s t e d C a s h D o c u m e n t H e a d e r C a p t i o n > R e g i s t r a t i o n N o _ P o s t e d C a s h D o c u m e n t H e a d e r C a p t i o n < / R e g i s t r a t i o n N o _ P o s t e d C a s h D o c u m e n t H e a d e r C a p t i o n > - 
-         < T o t a l L b l > T o t a l L b l < / T o t a l L b l > - 
-         < V A T _ P o s t e d C a s h D o c u m e n t L i n e C a p t i o n > V A T _ P o s t e d C a s h D o c u m e n t L i n e C a p t i o n < / V A T _ P o s t e d C a s h D o c u m e n t L i n e C a p t i o n > - 
-         < V A T A m o u n t _ P o s t e d C a s h D o c u m e n t L i n e C a p t i o n > V A T A m o u n t _ P o s t e d C a s h D o c u m e n t L i n e C a p t i o n < / V A T A m o u n t _ P o s t e d C a s h D o c u m e n t L i n e C a p t i o n > - 
-         < V A T A m t L b l > V A T A m t L b l < / V A T A m t L b l > - 
-         < V A T A m t L i n e V A T P e r C a p t i o n > V A T A m t L i n e V A T P e r C a p t i o n < / V A T A m t L i n e V A T P e r C a p t i o n > - 
-         < V A T B a s e A m o u n t _ P o s t e d C a s h D o c u m e n t L i n e C a p t i o n > V A T B a s e A m o u n t _ P o s t e d C a s h D o c u m e n t L i n e C a p t i o n < / V A T B a s e A m o u n t _ P o s t e d C a s h D o c u m e n t L i n e C a p t i o n > - 
-         < V A T B a s e L b l > V A T B a s e L b l < / V A T B a s e L b l > - 
-         < V A T I d e n t L b l > V A T I d e n t L b l < / V A T I d e n t L b l > - 
-         < V A T L b l > V A T L b l < / V A T L b l > - 
-         < V A T P e r c e n t L b l > V A T P e r c e n t L b l < / V A T P e r c e n t L b l > - 
-         < V A T R e g i s t r a t i o n N o _ P o s t e d C a s h D o c u m e n t H e a d e r C a p t i o n > V A T R e g i s t r a t i o n N o _ P o s t e d C a s h D o c u m e n t H e a d e r C a p t i o n < / V A T R e g i s t r a t i o n N o _ P o s t e d C a s h D o c u m e n t H e a d e r C a p t i o n > - 
-     < / L a b e l s > - 
-     < C o m p a n y _ I n f o r m a t i o n > - 
-         < C o m p a n y A d d r 1 > C o m p a n y A d d r 1 < / C o m p a n y A d d r 1 > - 
-         < C o m p a n y A d d r 2 > C o m p a n y A d d r 2 < / C o m p a n y A d d r 2 > - 
-         < C o m p a n y A d d r 3 > C o m p a n y A d d r 3 < / C o m p a n y A d d r 3 > - 
-         < C o m p a n y A d d r 4 > C o m p a n y A d d r 4 < / C o m p a n y A d d r 4 > - 
-         < C o m p a n y A d d r 5 > C o m p a n y A d d r 5 < / C o m p a n y A d d r 5 > - 
-         < C o m p a n y A d d r 6 > C o m p a n y A d d r 6 < / C o m p a n y A d d r 6 > - 
-         < H o m e P a g e _ C o m p a n y I n f o r m a t i o n > H o m e P a g e _ C o m p a n y I n f o r m a t i o n < / H o m e P a g e _ C o m p a n y I n f o r m a t i o n > - 
-         < P i c t u r e _ C o m p a n y I n f o r m a t i o n   / > - 
-         < R e g i s t r a t i o n N o _ C o m p a n y I n f o r m a t i o n > R e g i s t r a t i o n N o _ C o m p a n y I n f o r m a t i o n < / R e g i s t r a t i o n N o _ C o m p a n y I n f o r m a t i o n > - 
-         < V A T R e g i s t r a t i o n N o _ C o m p a n y I n f o r m a t i o n > V A T R e g i s t r a t i o n N o _ C o m p a n y I n f o r m a t i o n < / V A T R e g i s t r a t i o n N o _ C o m p a n y I n f o r m a t i o n > - 
-         < S a l e s _ _ x 0 0 2 6 _ _ R e c e i v a b l e s _ S e t u p > - 
-             < L o g o P o s i t i o n o n D o c u m e n t s _ S a l e s R e c e i v a b l e s S e t u p > L o g o P o s i t i o n o n D o c u m e n t s _ S a l e s R e c e i v a b l e s S e t u p < / L o g o P o s i t i o n o n D o c u m e n t s _ S a l e s R e c e i v a b l e s S e t u p > - 
-             < G e n e r a l _ L e d g e r _ S e t u p > - 
-                 < L C Y C o d e _ G e n e r a l L e d g e r S e t u p > L C Y C o d e _ G e n e r a l L e d g e r S e t u p < / L C Y C o d e _ G e n e r a l L e d g e r S e t u p > - 
-             < / G e n e r a l _ L e d g e r _ S e t u p > - 
-         < / S a l e s _ _ x 0 0 2 6 _ _ R e c e i v a b l e s _ S e t u p > - 
-     < / C o m p a n y _ I n f o r m a t i o n > - 
-     < P o s t e d C a s h D o c u m e n t H d r C Z P > - 
-         < C a l c u l a t e d E x c h R a t e > C a l c u l a t e d E x c h R a t e < / C a l c u l a t e d E x c h R a t e > - 
-         < C a s h D e s k N o _ P o s t e d C a s h D o c u m e n t H e a d e r > C a s h D e s k N o _ P o s t e d C a s h D o c u m e n t H e a d e r < / C a s h D e s k N o _ P o s t e d C a s h D o c u m e n t H e a d e r > - 
-         < C u r r e n c y C o d e _ P o s t e d C a s h D o c u m e n t H e a d e r > C u r r e n c y C o d e _ P o s t e d C a s h D o c u m e n t H e a d e r < / C u r r e n c y C o d e _ P o s t e d C a s h D o c u m e n t H e a d e r > - 
-         < E x c h R a t e T e x t > E x c h R a t e T e x t < / E x c h R a t e T e x t > - 
-         < F o r m a t t e d A m o u n t _ C a s h D o c u m e n t H e a d e r > F o r m a t t e d A m o u n t _ C a s h D o c u m e n t H e a d e r < / F o r m a t t e d A m o u n t _ C a s h D o c u m e n t H e a d e r > - 
-         < I d e n t i f i c a t i o n C a r d N o _ P o s t e d C a s h D o c u m e n t H e a d e r > I d e n t i f i c a t i o n C a r d N o _ P o s t e d C a s h D o c u m e n t H e a d e r < / I d e n t i f i c a t i o n C a r d N o _ P o s t e d C a s h D o c u m e n t H e a d e r > - 
-         < N o _ P o s t e d C a s h D o c u m e n t H e a d e r > N o _ P o s t e d C a s h D o c u m e n t H e a d e r < / N o _ P o s t e d C a s h D o c u m e n t H e a d e r > - 
-         < P a y m e n t P u r p o s e _ P o s t e d C a s h D o c u m e n t H e a d e r > P a y m e n t P u r p o s e _ P o s t e d C a s h D o c u m e n t H e a d e r < / P a y m e n t P u r p o s e _ P o s t e d C a s h D o c u m e n t H e a d e r > - 
-         < P o s t i n g D a t e _ P o s t e d C a s h D o c u m e n t H e a d e r > P o s t i n g D a t e _ P o s t e d C a s h D o c u m e n t H e a d e r < / P o s t i n g D a t e _ P o s t e d C a s h D o c u m e n t H e a d e r > - 
-         < R e c e i v e d B y _ P o s t e d C a s h D o c u m e n t H e a d e r > R e c e i v e d B y _ P o s t e d C a s h D o c u m e n t H e a d e r < / R e c e i v e d B y _ P o s t e d C a s h D o c u m e n t H e a d e r > - 
-         < R e c e i v e d F r o m _ P o s t e d C a s h D o c u m e n t H e a d e r > R e c e i v e d F r o m _ P o s t e d C a s h D o c u m e n t H e a d e r < / R e c e i v e d F r o m _ P o s t e d C a s h D o c u m e n t H e a d e r > - 
-         < R e g i s t r a t i o n N o _ P o s t e d C a s h D o c u m e n t H e a d e r > R e g i s t r a t i o n N o _ P o s t e d C a s h D o c u m e n t H e a d e r < / R e g i s t r a t i o n N o _ P o s t e d C a s h D o c u m e n t H e a d e r > - 
-         < V A T R e g i s t r a t i o n N o _ P o s t e d C a s h D o c u m e n t H e a d e r > V A T R e g i s t r a t i o n N o _ P o s t e d C a s h D o c u m e n t H e a d e r < / V A T R e g i s t r a t i o n N o _ P o s t e d C a s h D o c u m e n t H e a d e r > - 
-         < C o p y L o o p > - 
-             < C o p y N o > C o p y N o < / C o p y N o > - 
-             < P o s t e d C a s h D o c u m e n t L i n e C Z P > - 
-                 < A c c o u n t T y p e _ P o s t e d C a s h D o c u m e n t L i n e > A c c o u n t T y p e _ P o s t e d C a s h D o c u m e n t L i n e < / A c c o u n t T y p e _ P o s t e d C a s h D o c u m e n t L i n e > - 
-                 < A m o u n t I n c l u d i n g V A T _ P o s t e d C a s h D o c u m e n t L i n e > A m o u n t I n c l u d i n g V A T _ P o s t e d C a s h D o c u m e n t L i n e < / A m o u n t I n c l u d i n g V A T _ P o s t e d C a s h D o c u m e n t L i n e > - 
-                 < D e s c r i p t i o n _ P o s t e d C a s h D o c u m e n t L i n e > D e s c r i p t i o n _ P o s t e d C a s h D o c u m e n t L i n e < / D e s c r i p t i o n _ P o s t e d C a s h D o c u m e n t L i n e > - 
-                 < L i n e N o _ P o s t e d C a s h D o c u m e n t L i n e > L i n e N o _ P o s t e d C a s h D o c u m e n t L i n e < / L i n e N o _ P o s t e d C a s h D o c u m e n t L i n e > - 
-                 < V A T A m o u n t _ P o s t e d C a s h D o c u m e n t L i n e > V A T A m o u n t _ P o s t e d C a s h D o c u m e n t L i n e < / V A T A m o u n t _ P o s t e d C a s h D o c u m e n t L i n e > - 
-                 < V A T B a s e A m o u n t _ P o s t e d C a s h D o c u m e n t L i n e > V A T B a s e A m o u n t _ P o s t e d C a s h D o c u m e n t L i n e < / V A T B a s e A m o u n t _ P o s t e d C a s h D o c u m e n t L i n e > - 
-                 < V A T _ P o s t e d C a s h D o c u m e n t L i n e > V A T _ P o s t e d C a s h D o c u m e n t L i n e < / V A T _ P o s t e d C a s h D o c u m e n t L i n e > - 
-             < / P o s t e d C a s h D o c u m e n t L i n e C Z P > - 
-             < V A T C o u n t e r > - 
-                 < V A T A m t L i n e V A T A m t > V A T A m t L i n e V A T A m t < / V A T A m t L i n e V A T A m t > - 
-                 < V A T A m t L i n e V A T A m t L C Y > V A T A m t L i n e V A T A m t L C Y < / V A T A m t L i n e V A T A m t L C Y > - 
-                 < V A T A m t L i n e V A T B a s e > V A T A m t L i n e V A T B a s e < / V A T A m t L i n e V A T B a s e > - 
-                 < V A T A m t L i n e V A T B a s e L C Y > V A T A m t L i n e V A T B a s e L C Y < / V A T A m t L i n e V A T B a s e L C Y > - 
-                 < V A T A m t L i n e V A T I d e n t i f i e r > V A T A m t L i n e V A T I d e n t i f i e r < / V A T A m t L i n e V A T I d e n t i f i e r > - 
-                 < V A T A m t L i n e V A T P e r > V A T A m t L i n e V A T P e r < / V A T A m t L i n e V A T P e r > - 
-             < / V A T C o u n t e r > - 
-             < G _ L _ E n t r y > - 
-                 < A c c o u n t N o _ G L E n t r y > A c c o u n t N o _ G L E n t r y < / A c c o u n t N o _ G L E n t r y > - 
-                 < C r e d i t A m o u n t _ G L E n t r y > C r e d i t A m o u n t _ G L E n t r y < / C r e d i t A m o u n t _ G L E n t r y > - 
-                 < D e b i t A m o u n t _ G L E n t r y > D e b i t A m o u n t _ G L E n t r y < / D e b i t A m o u n t _ G L E n t r y > - 
-                 < D e s c r i p t i o n _ G L E n t r y > D e s c r i p t i o n _ G L E n t r y < / D e s c r i p t i o n _ G L E n t r y > - 
-             < / G _ L _ E n t r y > - 
-             < E E T E n t r y C Z L > - 
-                 < B u s i n e s s P r e m i s s e s I d _ E E T E n t r y > B u s i n e s s P r e m i s s e s I d _ E E T E n t r y < / B u s i n e s s P r e m i s s e s I d _ E E T E n t r y > - 
-                 < C a s h R e g i s t e r C o d e _ E E T E n t r y > C a s h R e g i s t e r C o d e _ E E T E n t r y < / C a s h R e g i s t e r C o d e _ E E T E n t r y > - 
-                 < C r e a t e d A t _ E E T E n t r y > C r e a t e d A t _ E E T E n t r y < / C r e a t e d A t _ E E T E n t r y > - 
-                 < E n t r y N o _ E E T E n t r y > E n t r y N o _ E E T E n t r y < / E n t r y N o _ E E T E n t r y > - 
-                 < F i s c a l I d e n t i f i c a t i o n C o d e _ E E T E n t r y > F i s c a l I d e n t i f i c a t i o n C o d e _ E E T E n t r y < / F i s c a l I d e n t i f i c a t i o n C o d e _ E E T E n t r y > - 
-                 < R e c e i p t S e r i a l N o _ E E T E n t r y > R e c e i p t S e r i a l N o _ E E T E n t r y < / R e c e i p t S e r i a l N o _ E E T E n t r y > - 
-                 < S a l e s R e g i m e T e x t _ E E T E n t r y > S a l e s R e g i m e T e x t _ E E T E n t r y < / S a l e s R e g i m e T e x t _ E E T E n t r y > - 
-                 < S e c u r i t y C o d e _ E E T E n t r y > S e c u r i t y C o d e _ E E T E n t r y < / S e c u r i t y C o d e _ E E T E n t r y > - 
-                 < S i g n a t u r e C o d e _ E E T E n t r y > S i g n a t u r e C o d e _ E E T E n t r y < / S i g n a t u r e C o d e _ E E T E n t r y > - 
-             < / E E T E n t r y C Z L > - 
-             < U s e r _ S e t u p > - 
-                 < E m p l o y e e > - 
-                     < C o m p a n y E M a i l _ E m p l o y e e > C o m p a n y E M a i l _ E m p l o y e e < / C o m p a n y E M a i l _ E m p l o y e e > - 
-                     < F u l l N a m e _ E m p l o y e e > F u l l N a m e _ E m p l o y e e < / F u l l N a m e _ E m p l o y e e > - 
-                     < P h o n e N o _ E m p l o y e e > P h o n e N o _ E m p l o y e e < / P h o n e N o _ E m p l o y e e > - 
-                 < / E m p l o y e e > - 
-             < / U s e r _ S e t u p > - 
-         < / C o p y L o o p > - 
-     < / P o s t e d C a s h D o c u m e n t H d r C Z P > - 
- < / N a v W o r d R e p o r t X m l P a r t > 
+<file path=customXml/item2.xml><?xml version="1.0" encoding="utf-8"?>
+<NavWordReportXmlPart xmlns="urn:microsoft-dynamics-nav/reports/Posted_Rcpt_Cash_Document_CZP/11736/">
+  <BCReportInformation>
+    <ReportMetadata>
+      <ExtensionId>Extension ID</ExtensionId>
+      <ExtensionName>Extension Name</ExtensionName>
+      <ExtensionPublisher>Extension Publisher</ExtensionPublisher>
+      <ExtensionVersion>Extension Version</ExtensionVersion>
+      <ReportId>Report ID</ReportId>
+      <ReportName>Report Name</ReportName>
+      <AboutThisReportTitle>About This Report Title</AboutThisReportTitle>
+      <AboutThisReportText>About This Report Text</AboutThisReportText>
+      <ReportHelpLink>Report Help Link</ReportHelpLink>
+      <ReportCaption>Report Caption</ReportCaption>
+    </ReportMetadata>
+    <ReportRequest>
+      <TenantEntraId>Tenant Entra Id</TenantEntraId>
+      <EnvironmentName>Environment Name</EnvironmentName>
+      <EnvironmentType>Environment Type</EnvironmentType>
+      <CompanyName>Company Name</CompanyName>
+      <CompanyDisplayName>Company Display Name</CompanyDisplayName>
+      <CompanyId>Company ID</CompanyId>
+      <UserName>User Name</UserName>
+      <DateAndTime>Date and Time</DateAndTime>
+      <Language>Language</Language>
+      <FormatRegion>Format Region</FormatRegion>
+      <DateTimeValues>
+        <Year>Year</Year>
+        <MonthNumber>Month Number</MonthNumber>
+        <DayNumber>Day Number</DayNumber>
+        <Hour>Hour</Hour>
+        <Minute>Minute</Minute>
+      </DateTimeValues>
+    </ReportRequest>
+    <CompanyMetadata>
+      <CompanyName>Company Name</CompanyName>
+      <CompanyDisplayName>Company Display Name</CompanyDisplayName>
+      <CompanyAddressLines>
+        <CompanyAddressLine1>Company Address Line 1</CompanyAddressLine1>
+        <CompanyAddressLine2>Company Address Line 2</CompanyAddressLine2>
+        <CompanyAddressLine3>Company Address Line 3</CompanyAddressLine3>
+        <CompanyAddressLine4>Company Address Line 4</CompanyAddressLine4>
+        <CompanyAddressLine5>Company Address Line 5</CompanyAddressLine5>
+        <CompanyAddressLine6>Company Address Line 6</CompanyAddressLine6>
+        <CompanyAddressLine7>Company Address Line 7</CompanyAddressLine7>
+        <CompanyAddressLine8>Company Address Line 8</CompanyAddressLine8>
+      </CompanyAddressLines>
+      <CompanyPhone>Company Phone</CompanyPhone>
+      <CompanyPhoneCaption>Company Phone Caption</CompanyPhoneCaption>
+      <CompanyFaxNo>Company Fax No.</CompanyFaxNo>
+      <CompanyFaxNoCaption>Company Fax No. Caption</CompanyFaxNoCaption>
+      <CompanyEmail>Company Email</CompanyEmail>
+      <CompanyEmailCaption>Company Email Caption</CompanyEmailCaption>
+      <CompanyHomePage>Company Home Page</CompanyHomePage>
+      <CompanyHomePageCaption>Company Home Page Caption</CompanyHomePageCaption>
+      <CompanyLogo>Company Logo</CompanyLogo>
+      <CompanyVATRegistrationNo>Company VAT Registration No.</CompanyVATRegistrationNo>
+      <CompanyVATRegistrationNoCaption>Company VAT Registration No. Caption</CompanyVATRegistrationNoCaption>
+      <CompanyRegistrationNo>Company Registration No.</CompanyRegistrationNo>
+      <CompanyRegistrationNoCaption>Company Registration No. Caption</CompanyRegistrationNoCaption>
+      <CompanyBankName>Company Bank Name</CompanyBankName>
+      <CompanyBankNameCaption>Company Bank Name Caption</CompanyBankNameCaption>
+      <CompanyBankAccountNo>Company Bank Account No.</CompanyBankAccountNo>
+      <CompanyBankAccountNoCaption>Company Bank Account No. Caption</CompanyBankAccountNoCaption>
+      <CompanyBankBranchNo>Company Bank Branch No.</CompanyBankBranchNo>
+      <CompanyBankBranchNoCaption>Company Bank Branch No. Caption</CompanyBankBranchNoCaption>
+      <CompanyIBAN>Company IBAN</CompanyIBAN>
+      <CompanyIBANCaption>Company IBAN Caption</CompanyIBANCaption>
+      <CompanyBankSWIFT>Company Bank SWIFT</CompanyBankSWIFT>
+      <CompanyBankSWIFTCaption>Company Bank SWIFT Caption</CompanyBankSWIFTCaption>
+      <CompanyGiroNo>Company Giro No.</CompanyGiroNo>
+      <CompanyGiroNoCaption>Company Giro No. Caption</CompanyGiroNoCaption>
+    </CompanyMetadata>
+  </BCReportInformation>
+  <Labels>
+    <AccountNo_GLEntryCaption>AccountNo_GLEntryCaption</AccountNo_GLEntryCaption>
+    <AmountIncludingVAT_PostedCashDocumentLineCaption>AmountIncludingVAT_PostedCashDocumentLineCaption</AmountIncludingVAT_PostedCashDocumentLineCaption>
+    <BKPLbl>BKPLbl</BKPLbl>
+    <BodyLbl>BodyLbl</BodyLbl>
+    <BusinessPremisesLbl>BusinessPremisesLbl</BusinessPremisesLbl>
+    <CashRegisterLbl>CashRegisterLbl</CashRegisterLbl>
+    <ClosingLbl>ClosingLbl</ClosingLbl>
+    <CompanyLbl>CompanyLbl</CompanyLbl>
+    <CopyLbl>CopyLbl</CopyLbl>
+    <CreditAmount_GLEntryCaption>CreditAmount_GLEntryCaption</CreditAmount_GLEntryCaption>
+    <DebitAmount_GLEntryCaption>DebitAmount_GLEntryCaption</DebitAmount_GLEntryCaption>
+    <Description_GLEntryCaption>Description_GLEntryCaption</Description_GLEntryCaption>
+    <Description_PostedCashDocumentLineCaption>Description_PostedCashDocumentLineCaption</Description_PostedCashDocumentLineCaption>
+    <DocumentLbl>DocumentLbl</DocumentLbl>
+    <DocumentNoLbl>DocumentNoLbl</DocumentNoLbl>
+    <FIKLbl>FIKLbl</FIKLbl>
+    <GreetingLbl>GreetingLbl</GreetingLbl>
+    <IdentificationCardNo_PostedCashDocumentHeaderCaption>IdentificationCardNo_PostedCashDocumentHeaderCaption</IdentificationCardNo_PostedCashDocumentHeaderCaption>
+    <IssueDatetimeLbl>IssueDatetimeLbl</IssueDatetimeLbl>
+    <PageLbl>PageLbl</PageLbl>
+    <PaymentPurpose_PostedCashDocumentHeaderCaption>PaymentPurpose_PostedCashDocumentHeaderCaption</PaymentPurpose_PostedCashDocumentHeaderCaption>
+    <PKPLbl>PKPLbl</PKPLbl>
+    <PostedLbl>PostedLbl</PostedLbl>
+    <PostingDateLbl>PostingDateLbl</PostingDateLbl>
+    <ReceiptSerialNoLbl>ReceiptSerialNoLbl</ReceiptSerialNoLbl>
+    <ReceivedBy_PostedCashDocumentHeaderCaption>ReceivedBy_PostedCashDocumentHeaderCaption</ReceivedBy_PostedCashDocumentHeaderCaption>
+    <ReceivedFrom_PostedCashDocumentHeaderCaption>ReceivedFrom_PostedCashDocumentHeaderCaption</ReceivedFrom_PostedCashDocumentHeaderCaption>
+    <RegistrationNo_PostedCashDocumentHeaderCaption>RegistrationNo_PostedCashDocumentHeaderCaption</RegistrationNo_PostedCashDocumentHeaderCaption>
+    <TotalLbl>TotalLbl</TotalLbl>
+    <VAT_PostedCashDocumentLineCaption>VAT_PostedCashDocumentLineCaption</VAT_PostedCashDocumentLineCaption>
+    <VATAmount_PostedCashDocumentLineCaption>VATAmount_PostedCashDocumentLineCaption</VATAmount_PostedCashDocumentLineCaption>
+    <VATAmtLbl>VATAmtLbl</VATAmtLbl>
+    <VATAmtLineVATPerCaption>VATAmtLineVATPerCaption</VATAmtLineVATPerCaption>
+    <VATBaseAmount_PostedCashDocumentLineCaption>VATBaseAmount_PostedCashDocumentLineCaption</VATBaseAmount_PostedCashDocumentLineCaption>
+    <VATBaseLbl>VATBaseLbl</VATBaseLbl>
+    <VATIdentLbl>VATIdentLbl</VATIdentLbl>
+    <VATLbl>VATLbl</VATLbl>
+    <VATPercentLbl>VATPercentLbl</VATPercentLbl>
+    <VATRegistrationNo_PostedCashDocumentHeaderCaption>VATRegistrationNo_PostedCashDocumentHeaderCaption</VATRegistrationNo_PostedCashDocumentHeaderCaption>
+  </Labels>
+  <Company_Information>
+    <CompanyAddr1>CompanyAddr1</CompanyAddr1>
+    <CompanyAddr2>CompanyAddr2</CompanyAddr2>
+    <CompanyAddr3>CompanyAddr3</CompanyAddr3>
+    <CompanyAddr4>CompanyAddr4</CompanyAddr4>
+    <CompanyAddr5>CompanyAddr5</CompanyAddr5>
+    <CompanyAddr6>CompanyAddr6</CompanyAddr6>
+    <HomePage_CompanyInformation>HomePage_CompanyInformation</HomePage_CompanyInformation>
+    <Picture_CompanyInformation/>
+    <RegistrationNo_CompanyInformation>RegistrationNo_CompanyInformation</RegistrationNo_CompanyInformation>
+    <VATRegistrationNo_CompanyInformation>VATRegistrationNo_CompanyInformation</VATRegistrationNo_CompanyInformation>
+    <Sales__x0026__Receivables_Setup>
+      <LogoPositiononDocuments_SalesReceivablesSetup>LogoPositiononDocuments_SalesReceivablesSetup</LogoPositiononDocuments_SalesReceivablesSetup>
+      <General_Ledger_Setup>
+        <LCYCode_GeneralLedgerSetup>LCYCode_GeneralLedgerSetup</LCYCode_GeneralLedgerSetup>
+      </General_Ledger_Setup>
+    </Sales__x0026__Receivables_Setup>
+  </Company_Information>
+  <PostedCashDocumentHdrCZP>
+    <CalculatedExchRate>CalculatedExchRate</CalculatedExchRate>
+    <CashDeskNo_PostedCashDocumentHeader>CashDeskNo_PostedCashDocumentHeader</CashDeskNo_PostedCashDocumentHeader>
+    <CurrencyCode_PostedCashDocumentHeader>CurrencyCode_PostedCashDocumentHeader</CurrencyCode_PostedCashDocumentHeader>
+    <ExchRateText>ExchRateText</ExchRateText>
+    <FormattedAmount_CashDocumentHeader>FormattedAmount_CashDocumentHeader</FormattedAmount_CashDocumentHeader>
+    <IdentificationCardNo_PostedCashDocumentHeader>IdentificationCardNo_PostedCashDocumentHeader</IdentificationCardNo_PostedCashDocumentHeader>
+    <No_PostedCashDocumentHeader>No_PostedCashDocumentHeader</No_PostedCashDocumentHeader>
+    <PaymentPurpose_PostedCashDocumentHeader>PaymentPurpose_PostedCashDocumentHeader</PaymentPurpose_PostedCashDocumentHeader>
+    <PostingDate_PostedCashDocumentHeader>PostingDate_PostedCashDocumentHeader</PostingDate_PostedCashDocumentHeader>
+    <ReceivedBy_PostedCashDocumentHeader>ReceivedBy_PostedCashDocumentHeader</ReceivedBy_PostedCashDocumentHeader>
+    <ReceivedFrom_PostedCashDocumentHeader>ReceivedFrom_PostedCashDocumentHeader</ReceivedFrom_PostedCashDocumentHeader>
+    <RegistrationNo_PostedCashDocumentHeader>RegistrationNo_PostedCashDocumentHeader</RegistrationNo_PostedCashDocumentHeader>
+    <VATRegistrationNo_PostedCashDocumentHeader>VATRegistrationNo_PostedCashDocumentHeader</VATRegistrationNo_PostedCashDocumentHeader>
+    <CopyLoop>
+      <CopyNo>CopyNo</CopyNo>
+      <PostedCashDocumentLineCZP>
+        <AccountType_PostedCashDocumentLine>AccountType_PostedCashDocumentLine</AccountType_PostedCashDocumentLine>
+        <AmountIncludingVAT_PostedCashDocumentLine>AmountIncludingVAT_PostedCashDocumentLine</AmountIncludingVAT_PostedCashDocumentLine>
+        <Description_PostedCashDocumentLine>Description_PostedCashDocumentLine</Description_PostedCashDocumentLine>
+        <LineNo_PostedCashDocumentLine>LineNo_PostedCashDocumentLine</LineNo_PostedCashDocumentLine>
+        <VATAmount_PostedCashDocumentLine>VATAmount_PostedCashDocumentLine</VATAmount_PostedCashDocumentLine>
+        <VATBaseAmount_PostedCashDocumentLine>VATBaseAmount_PostedCashDocumentLine</VATBaseAmount_PostedCashDocumentLine>
+        <VAT_PostedCashDocumentLine>VAT_PostedCashDocumentLine</VAT_PostedCashDocumentLine>
+      </PostedCashDocumentLineCZP>
+      <VATCounter>
+        <VATAmtLineVATAmt>VATAmtLineVATAmt</VATAmtLineVATAmt>
+        <VATAmtLineVATAmtLCY>VATAmtLineVATAmtLCY</VATAmtLineVATAmtLCY>
+        <VATAmtLineVATBase>VATAmtLineVATBase</VATAmtLineVATBase>
+        <VATAmtLineVATBaseLCY>VATAmtLineVATBaseLCY</VATAmtLineVATBaseLCY>
+        <VATAmtLineVATIdentifier>VATAmtLineVATIdentifier</VATAmtLineVATIdentifier>
+        <VATAmtLineVATPer>VATAmtLineVATPer</VATAmtLineVATPer>
+      </VATCounter>
+      <G_L_Entry>
+        <AccountNo_GLEntry>AccountNo_GLEntry</AccountNo_GLEntry>
+        <CreditAmount_GLEntry>CreditAmount_GLEntry</CreditAmount_GLEntry>
+        <DebitAmount_GLEntry>DebitAmount_GLEntry</DebitAmount_GLEntry>
+        <Description_GLEntry>Description_GLEntry</Description_GLEntry>
+      </G_L_Entry>
+      <EETEntryCZL>
+        <BusinessPremissesId_EETEntry>BusinessPremissesId_EETEntry</BusinessPremissesId_EETEntry>
+        <CashRegisterCode_EETEntry>CashRegisterCode_EETEntry</CashRegisterCode_EETEntry>
+        <CreatedAt_EETEntry>CreatedAt_EETEntry</CreatedAt_EETEntry>
+        <EntryNo_EETEntry>EntryNo_EETEntry</EntryNo_EETEntry>
+        <FiscalIdentificationCode_EETEntry>FiscalIdentificationCode_EETEntry</FiscalIdentificationCode_EETEntry>
+        <ReceiptSerialNo_EETEntry>ReceiptSerialNo_EETEntry</ReceiptSerialNo_EETEntry>
+        <SalesRegimeText_EETEntry>SalesRegimeText_EETEntry</SalesRegimeText_EETEntry>
+        <SecurityCode_EETEntry>SecurityCode_EETEntry</SecurityCode_EETEntry>
+        <SignatureCode_EETEntry>SignatureCode_EETEntry</SignatureCode_EETEntry>
+      </EETEntryCZL>
+      <User_Setup>
+        <Employee>
+          <CompanyEMail_Employee>CompanyEMail_Employee</CompanyEMail_Employee>
+          <FullName_Employee>FullName_Employee</FullName_Employee>
+          <PhoneNo_Employee>PhoneNo_Employee</PhoneNo_Employee>
+        </Employee>
+      </User_Setup>
+    </CopyLoop>
+  </PostedCashDocumentHdrCZP>
+</NavWordReportXmlPart>
 </file>
 
 <file path=customXml/itemProps1.xml><?xml version="1.0" encoding="utf-8"?>

--- a/src/Apps/CZ/CashDeskLocalization/app/Src/Reports/PostedRcptCashDocumentEmail.docx
+++ b/src/Apps/CZ/CashDeskLocalization/app/Src/Reports/PostedRcptCashDocumentEmail.docx
@@ -1873,7 +1873,9 @@
 </a:theme>
 </file>
 
-<file path=customXml/item1.xml>��< ? x m l   v e r s i o n = " 1 . 0 "   e n c o d i n g = " u t f - 1 6 " ? > < N a v W o r d R e p o r t X m l P a r t   x m l n s = " u r n : m i c r o s o f t - d y n a m i c s - b u s i n e s s c e n t r a l / i n t e r n a l / e x t e n d e d / r e p o r t s / P o s t e d _ R c p t _ C a s h _ D o c u m e n t _ C Z P / 1 1 7 3 6 / " > +<file path=customXml/item1.xml>��< ? x m l   v e r s i o n = " 1 . 0 "   e n c o d i n g = " u t f - 1 6 " ? > + 
+ < N a v W o r d R e p o r t X m l P a r t   x m l n s = " u r n : m i c r o s o f t - d y n a m i c s - b u s i n e s s c e n t r a l / i n t e r n a l / e x t e n d e d / r e p o r t s / P o s t e d _ R c p t _ C a s h _ D o c u m e n t _ C Z P / 1 1 7 3 6 / " >   
      < B C R e p o r t I n f o r m a t i o n >   
@@ -1891,6 +1893,8 @@
  
              < R e p o r t N a m e > R e p o r t   N a m e < / R e p o r t N a m e >   
+             < R e p o r t C a p t i o n > R e p o r t   C a p t i o n < / R e p o r t C a p t i o n > + 
              < A b o u t T h i s R e p o r t T i t l e > A b o u t   T h i s   R e p o r t   T i t l e < / A b o u t T h i s R e p o r t T i t l e >   
              < A b o u t T h i s R e p o r t T e x t > A b o u t   T h i s   R e p o r t   T e x t < / A b o u t T h i s R e p o r t T e x t > @@ -1937,6 +1941,84 @@
  
          < / R e p o r t R e q u e s t >   
+         < C o m p a n y M e t a d a t a > + 
+             < C o m p a n y N a m e > C o m p a n y   N a m e < / C o m p a n y N a m e > + 
+             < C o m p a n y D i s p l a y N a m e > C o m p a n y   D i s p l a y   N a m e < / C o m p a n y D i s p l a y N a m e > + 
+             < C o m p a n y A d d r e s s L i n e s > + 
+                 < C o m p a n y A d d r e s s L i n e 1 > C o m p a n y   A d d r e s s   L i n e   1 < / C o m p a n y A d d r e s s L i n e 1 > + 
+                 < C o m p a n y A d d r e s s L i n e 2 > C o m p a n y   A d d r e s s   L i n e   2 < / C o m p a n y A d d r e s s L i n e 2 > + 
+                 < C o m p a n y A d d r e s s L i n e 3 > C o m p a n y   A d d r e s s   L i n e   3 < / C o m p a n y A d d r e s s L i n e 3 > + 
+                 < C o m p a n y A d d r e s s L i n e 4 > C o m p a n y   A d d r e s s   L i n e   4 < / C o m p a n y A d d r e s s L i n e 4 > + 
+                 < C o m p a n y A d d r e s s L i n e 5 > C o m p a n y   A d d r e s s   L i n e   5 < / C o m p a n y A d d r e s s L i n e 5 > + 
+                 < C o m p a n y A d d r e s s L i n e 6 > C o m p a n y   A d d r e s s   L i n e   6 < / C o m p a n y A d d r e s s L i n e 6 > + 
+                 < C o m p a n y A d d r e s s L i n e 7 > C o m p a n y   A d d r e s s   L i n e   7 < / C o m p a n y A d d r e s s L i n e 7 > + 
+                 < C o m p a n y A d d r e s s L i n e 8 > C o m p a n y   A d d r e s s   L i n e   8 < / C o m p a n y A d d r e s s L i n e 8 > + 
+             < / C o m p a n y A d d r e s s L i n e s > + 
+             < C o m p a n y P h o n e > C o m p a n y   P h o n e < / C o m p a n y P h o n e > + 
+             < C o m p a n y P h o n e C a p t i o n > C o m p a n y   P h o n e   C a p t i o n < / C o m p a n y P h o n e C a p t i o n > + 
+             < C o m p a n y F a x N o > C o m p a n y   F a x   N o . < / C o m p a n y F a x N o > + 
+             < C o m p a n y F a x N o C a p t i o n > C o m p a n y   F a x   N o .   C a p t i o n < / C o m p a n y F a x N o C a p t i o n > + 
+             < C o m p a n y E m a i l > C o m p a n y   E m a i l < / C o m p a n y E m a i l > + 
+             < C o m p a n y E m a i l C a p t i o n > C o m p a n y   E m a i l   C a p t i o n < / C o m p a n y E m a i l C a p t i o n > + 
+             < C o m p a n y H o m e P a g e > C o m p a n y   H o m e   P a g e < / C o m p a n y H o m e P a g e > + 
+             < C o m p a n y H o m e P a g e C a p t i o n > C o m p a n y   H o m e   P a g e   C a p t i o n < / C o m p a n y H o m e P a g e C a p t i o n > + 
+             < C o m p a n y L o g o > C o m p a n y   L o g o < / C o m p a n y L o g o > + 
+             < C o m p a n y V A T R e g i s t r a t i o n N o > C o m p a n y   V A T   R e g i s t r a t i o n   N o . < / C o m p a n y V A T R e g i s t r a t i o n N o > + 
+             < C o m p a n y V A T R e g i s t r a t i o n N o C a p t i o n > C o m p a n y   V A T   R e g i s t r a t i o n   N o .   C a p t i o n < / C o m p a n y V A T R e g i s t r a t i o n N o C a p t i o n > + 
+             < C o m p a n y R e g i s t r a t i o n N o > C o m p a n y   R e g i s t r a t i o n   N o . < / C o m p a n y R e g i s t r a t i o n N o > + 
+             < C o m p a n y R e g i s t r a t i o n N o C a p t i o n > C o m p a n y   R e g i s t r a t i o n   N o .   C a p t i o n < / C o m p a n y R e g i s t r a t i o n N o C a p t i o n > + 
+             < C o m p a n y B a n k N a m e > C o m p a n y   B a n k   N a m e < / C o m p a n y B a n k N a m e > + 
+             < C o m p a n y B a n k N a m e C a p t i o n > C o m p a n y   B a n k   N a m e   C a p t i o n < / C o m p a n y B a n k N a m e C a p t i o n > + 
+             < C o m p a n y B a n k A c c o u n t N o > C o m p a n y   B a n k   A c c o u n t   N o . < / C o m p a n y B a n k A c c o u n t N o > + 
+             < C o m p a n y B a n k A c c o u n t N o C a p t i o n > C o m p a n y   B a n k   A c c o u n t   N o .   C a p t i o n < / C o m p a n y B a n k A c c o u n t N o C a p t i o n > + 
+             < C o m p a n y B a n k B r a n c h N o > C o m p a n y   B a n k   B r a n c h   N o . < / C o m p a n y B a n k B r a n c h N o > + 
+             < C o m p a n y B a n k B r a n c h N o C a p t i o n > C o m p a n y   B a n k   B r a n c h   N o .   C a p t i o n < / C o m p a n y B a n k B r a n c h N o C a p t i o n > + 
+             < C o m p a n y I B A N > C o m p a n y   I B A N < / C o m p a n y I B A N > + 
+             < C o m p a n y I B A N C a p t i o n > C o m p a n y   I B A N   C a p t i o n < / C o m p a n y I B A N C a p t i o n > + 
+             < C o m p a n y B a n k S W I F T > C o m p a n y   B a n k   S W I F T < / C o m p a n y B a n k S W I F T > + 
+             < C o m p a n y B a n k S W I F T C a p t i o n > C o m p a n y   B a n k   S W I F T   C a p t i o n < / C o m p a n y B a n k S W I F T C a p t i o n > + 
+             < C o m p a n y G i r o N o > C o m p a n y   G i r o   N o . < / C o m p a n y G i r o N o > + 
+             < C o m p a n y G i r o N o C a p t i o n > C o m p a n y   G i r o   N o .   C a p t i o n < / C o m p a n y G i r o N o C a p t i o n > + 
+         < / C o m p a n y M e t a d a t a > + 
      < / B C R e p o r t I n f o r m a t i o n >   
      < L a b e l s > @@ -1985,6 +2067,8 @@
  
          < P K P L b l   E l e m e n t T y p e = " P a r a m e t e r "   E l e m e n t I d = " 2 0 3 6 4 5 7 7 2 "   D a t a T y p e = " S t r i n g " > P K P L b l < / P K P L b l >   
+         < P O K L b l   E l e m e n t T y p e = " P a r a m e t e r "   E l e m e n t I d = " 2 0 5 0 5 7 8 0 9 1 "   D a t a T y p e = " S t r i n g " > P O K L b l < / P O K L b l > + 
          < P o s t e d L b l   E l e m e n t T y p e = " P a r a m e t e r "   E l e m e n t I d = " 4 1 3 6 5 1 6 9 0 "   D a t a T y p e = " S t r i n g " > P o s t e d L b l < / P o s t e d L b l >   
          < P o s t i n g D a t e L b l   E l e m e n t T y p e = " P a r a m e t e r "   E l e m e n t I d = " 1 1 1 9 5 1 3 9 4 9 "   D a t a T y p e = " S t r i n g " > P o s t i n g D a t e L b l < / P o s t i n g D a t e L b l > @@ -2131,7 +2215,7 @@
  
          < H o m e P a g e _ C o m p a n y I n f o r m a t i o n   E l e m e n t T y p e = " C o l u m n "   E l e m e n t I d = " 1 8 4 4 3 9 1 3 2 5 "   D a t a T y p e = " T e x t " > H o m e P a g e _ C o m p a n y I n f o r m a t i o n < / H o m e P a g e _ C o m p a n y I n f o r m a t i o n >   
-         < P i c t u r e _ C o m p a n y I n f o r m a t i o n   E l e m e n t T y p e = " C o l u m n "   E l e m e n t I d = " 1 4 8 0 3 2 4 6 4 3 "   D a t a T y p e = " B l o b " / > +         < P i c t u r e _ C o m p a n y I n f o r m a t i o n   E l e m e n t T y p e = " C o l u m n "   E l e m e n t I d = " 1 4 8 0 3 2 4 6 4 3 "   D a t a T y p e = " B l o b "   / >   
          < R e g i s t r a t i o n N o _ C o m p a n y I n f o r m a t i o n   E l e m e n t T y p e = " C o l u m n "   E l e m e n t I d = " 1 6 0 2 7 4 5 8 7 9 "   D a t a T y p e = " T e x t " > R e g i s t r a t i o n N o _ C o m p a n y I n f o r m a t i o n < / R e g i s t r a t i o n N o _ C o m p a n y I n f o r m a t i o n >   
@@ -2230,6 +2314,8 @@
              < / G _ L _ E n t r y >   
              < E E T E n t r y C Z L   E l e m e n t T y p e = " D a t a I t e m "   E l e m e n t I d = " 1 1 1 8 3 2 0 8 5 6 " > + 
+                 < A c k n o w l e d g e m e n t C o d e _ E E T E n t r y   E l e m e n t T y p e = " C o l u m n "   E l e m e n t I d = " 4 4 6 1 5 3 6 8 5 "   D a t a T y p e = " T e x t " > A c k n o w l e d g e m e n t C o d e _ E E T E n t r y < / A c k n o w l e d g e m e n t C o d e _ E E T E n t r y >   
                  < B u s i n e s s P r e m i s s e s I d _ E E T E n t r y   E l e m e n t T y p e = " C o l u m n "   E l e m e n t I d = " 1 8 6 8 7 0 1 8 0 "   D a t a T y p e = " C o d e " > B u s i n e s s P r e m i s s e s I d _ E E T E n t r y < / B u s i n e s s P r e m i s s e s I d _ E E T E n t r y >   
@@ -2272,199 +2358,395 @@
  < / N a v W o r d R e p o r t X m l P a r t > 
 </file>
 
-<file path=customXml/item2.xml><?xml version="1.0" encoding="utf-8"?>
-<NavWordReportXmlPart xmlns="urn:microsoft-dynamics-nav/reports/Posted_Rcpt_Cash_Document_CZP/11736/">
-  <BCReportInformation>
-    <ReportMetadata>
-      <ExtensionId>Extension ID</ExtensionId>
-      <ExtensionName>Extension Name</ExtensionName>
-      <ExtensionPublisher>Extension Publisher</ExtensionPublisher>
-      <ExtensionVersion>Extension Version</ExtensionVersion>
-      <ReportId>Report ID</ReportId>
-      <ReportName>Report Name</ReportName>
-      <AboutThisReportTitle>About This Report Title</AboutThisReportTitle>
-      <AboutThisReportText>About This Report Text</AboutThisReportText>
-      <ReportHelpLink>Report Help Link</ReportHelpLink>
-      <ReportCaption>Report Caption</ReportCaption>
-    </ReportMetadata>
-    <ReportRequest>
-      <TenantEntraId>Tenant Entra Id</TenantEntraId>
-      <EnvironmentName>Environment Name</EnvironmentName>
-      <EnvironmentType>Environment Type</EnvironmentType>
-      <CompanyName>Company Name</CompanyName>
-      <CompanyDisplayName>Company Display Name</CompanyDisplayName>
-      <CompanyId>Company ID</CompanyId>
-      <UserName>User Name</UserName>
-      <DateAndTime>Date and Time</DateAndTime>
-      <Language>Language</Language>
-      <FormatRegion>Format Region</FormatRegion>
-      <DateTimeValues>
-        <Year>Year</Year>
-        <MonthNumber>Month Number</MonthNumber>
-        <DayNumber>Day Number</DayNumber>
-        <Hour>Hour</Hour>
-        <Minute>Minute</Minute>
-      </DateTimeValues>
-    </ReportRequest>
-    <CompanyMetadata>
-      <CompanyName>Company Name</CompanyName>
-      <CompanyDisplayName>Company Display Name</CompanyDisplayName>
-      <CompanyAddressLines>
-        <CompanyAddressLine1>Company Address Line 1</CompanyAddressLine1>
-        <CompanyAddressLine2>Company Address Line 2</CompanyAddressLine2>
-        <CompanyAddressLine3>Company Address Line 3</CompanyAddressLine3>
-        <CompanyAddressLine4>Company Address Line 4</CompanyAddressLine4>
-        <CompanyAddressLine5>Company Address Line 5</CompanyAddressLine5>
-        <CompanyAddressLine6>Company Address Line 6</CompanyAddressLine6>
-        <CompanyAddressLine7>Company Address Line 7</CompanyAddressLine7>
-        <CompanyAddressLine8>Company Address Line 8</CompanyAddressLine8>
-      </CompanyAddressLines>
-      <CompanyPhone>Company Phone</CompanyPhone>
-      <CompanyPhoneCaption>Company Phone Caption</CompanyPhoneCaption>
-      <CompanyFaxNo>Company Fax No.</CompanyFaxNo>
-      <CompanyFaxNoCaption>Company Fax No. Caption</CompanyFaxNoCaption>
-      <CompanyEmail>Company Email</CompanyEmail>
-      <CompanyEmailCaption>Company Email Caption</CompanyEmailCaption>
-      <CompanyHomePage>Company Home Page</CompanyHomePage>
-      <CompanyHomePageCaption>Company Home Page Caption</CompanyHomePageCaption>
-      <CompanyLogo>Company Logo</CompanyLogo>
-      <CompanyVATRegistrationNo>Company VAT Registration No.</CompanyVATRegistrationNo>
-      <CompanyVATRegistrationNoCaption>Company VAT Registration No. Caption</CompanyVATRegistrationNoCaption>
-      <CompanyRegistrationNo>Company Registration No.</CompanyRegistrationNo>
-      <CompanyRegistrationNoCaption>Company Registration No. Caption</CompanyRegistrationNoCaption>
-      <CompanyBankName>Company Bank Name</CompanyBankName>
-      <CompanyBankNameCaption>Company Bank Name Caption</CompanyBankNameCaption>
-      <CompanyBankAccountNo>Company Bank Account No.</CompanyBankAccountNo>
-      <CompanyBankAccountNoCaption>Company Bank Account No. Caption</CompanyBankAccountNoCaption>
-      <CompanyBankBranchNo>Company Bank Branch No.</CompanyBankBranchNo>
-      <CompanyBankBranchNoCaption>Company Bank Branch No. Caption</CompanyBankBranchNoCaption>
-      <CompanyIBAN>Company IBAN</CompanyIBAN>
-      <CompanyIBANCaption>Company IBAN Caption</CompanyIBANCaption>
-      <CompanyBankSWIFT>Company Bank SWIFT</CompanyBankSWIFT>
-      <CompanyBankSWIFTCaption>Company Bank SWIFT Caption</CompanyBankSWIFTCaption>
-      <CompanyGiroNo>Company Giro No.</CompanyGiroNo>
-      <CompanyGiroNoCaption>Company Giro No. Caption</CompanyGiroNoCaption>
-    </CompanyMetadata>
-  </BCReportInformation>
-  <Labels>
-    <AccountNo_GLEntryCaption>AccountNo_GLEntryCaption</AccountNo_GLEntryCaption>
-    <AmountIncludingVAT_PostedCashDocumentLineCaption>AmountIncludingVAT_PostedCashDocumentLineCaption</AmountIncludingVAT_PostedCashDocumentLineCaption>
-    <BKPLbl>BKPLbl</BKPLbl>
-    <BodyLbl>BodyLbl</BodyLbl>
-    <BusinessPremisesLbl>BusinessPremisesLbl</BusinessPremisesLbl>
-    <CashRegisterLbl>CashRegisterLbl</CashRegisterLbl>
-    <ClosingLbl>ClosingLbl</ClosingLbl>
-    <CompanyLbl>CompanyLbl</CompanyLbl>
-    <CopyLbl>CopyLbl</CopyLbl>
-    <CreditAmount_GLEntryCaption>CreditAmount_GLEntryCaption</CreditAmount_GLEntryCaption>
-    <DebitAmount_GLEntryCaption>DebitAmount_GLEntryCaption</DebitAmount_GLEntryCaption>
-    <Description_GLEntryCaption>Description_GLEntryCaption</Description_GLEntryCaption>
-    <Description_PostedCashDocumentLineCaption>Description_PostedCashDocumentLineCaption</Description_PostedCashDocumentLineCaption>
-    <DocumentLbl>DocumentLbl</DocumentLbl>
-    <DocumentNoLbl>DocumentNoLbl</DocumentNoLbl>
-    <FIKLbl>FIKLbl</FIKLbl>
-    <GreetingLbl>GreetingLbl</GreetingLbl>
-    <IdentificationCardNo_PostedCashDocumentHeaderCaption>IdentificationCardNo_PostedCashDocumentHeaderCaption</IdentificationCardNo_PostedCashDocumentHeaderCaption>
-    <IssueDatetimeLbl>IssueDatetimeLbl</IssueDatetimeLbl>
-    <PageLbl>PageLbl</PageLbl>
-    <PaymentPurpose_PostedCashDocumentHeaderCaption>PaymentPurpose_PostedCashDocumentHeaderCaption</PaymentPurpose_PostedCashDocumentHeaderCaption>
-    <PKPLbl>PKPLbl</PKPLbl>
-    <PostedLbl>PostedLbl</PostedLbl>
-    <PostingDateLbl>PostingDateLbl</PostingDateLbl>
-    <ReceiptSerialNoLbl>ReceiptSerialNoLbl</ReceiptSerialNoLbl>
-    <ReceivedBy_PostedCashDocumentHeaderCaption>ReceivedBy_PostedCashDocumentHeaderCaption</ReceivedBy_PostedCashDocumentHeaderCaption>
-    <ReceivedFrom_PostedCashDocumentHeaderCaption>ReceivedFrom_PostedCashDocumentHeaderCaption</ReceivedFrom_PostedCashDocumentHeaderCaption>
-    <RegistrationNo_PostedCashDocumentHeaderCaption>RegistrationNo_PostedCashDocumentHeaderCaption</RegistrationNo_PostedCashDocumentHeaderCaption>
-    <TotalLbl>TotalLbl</TotalLbl>
-    <VAT_PostedCashDocumentLineCaption>VAT_PostedCashDocumentLineCaption</VAT_PostedCashDocumentLineCaption>
-    <VATAmount_PostedCashDocumentLineCaption>VATAmount_PostedCashDocumentLineCaption</VATAmount_PostedCashDocumentLineCaption>
-    <VATAmtLbl>VATAmtLbl</VATAmtLbl>
-    <VATAmtLineVATPerCaption>VATAmtLineVATPerCaption</VATAmtLineVATPerCaption>
-    <VATBaseAmount_PostedCashDocumentLineCaption>VATBaseAmount_PostedCashDocumentLineCaption</VATBaseAmount_PostedCashDocumentLineCaption>
-    <VATBaseLbl>VATBaseLbl</VATBaseLbl>
-    <VATIdentLbl>VATIdentLbl</VATIdentLbl>
-    <VATLbl>VATLbl</VATLbl>
-    <VATPercentLbl>VATPercentLbl</VATPercentLbl>
-    <VATRegistrationNo_PostedCashDocumentHeaderCaption>VATRegistrationNo_PostedCashDocumentHeaderCaption</VATRegistrationNo_PostedCashDocumentHeaderCaption>
-  </Labels>
-  <Company_Information>
-    <CompanyAddr1>CompanyAddr1</CompanyAddr1>
-    <CompanyAddr2>CompanyAddr2</CompanyAddr2>
-    <CompanyAddr3>CompanyAddr3</CompanyAddr3>
-    <CompanyAddr4>CompanyAddr4</CompanyAddr4>
-    <CompanyAddr5>CompanyAddr5</CompanyAddr5>
-    <CompanyAddr6>CompanyAddr6</CompanyAddr6>
-    <HomePage_CompanyInformation>HomePage_CompanyInformation</HomePage_CompanyInformation>
-    <Picture_CompanyInformation/>
-    <RegistrationNo_CompanyInformation>RegistrationNo_CompanyInformation</RegistrationNo_CompanyInformation>
-    <VATRegistrationNo_CompanyInformation>VATRegistrationNo_CompanyInformation</VATRegistrationNo_CompanyInformation>
-    <Sales__x0026__Receivables_Setup>
-      <LogoPositiononDocuments_SalesReceivablesSetup>LogoPositiononDocuments_SalesReceivablesSetup</LogoPositiononDocuments_SalesReceivablesSetup>
-      <General_Ledger_Setup>
-        <LCYCode_GeneralLedgerSetup>LCYCode_GeneralLedgerSetup</LCYCode_GeneralLedgerSetup>
-      </General_Ledger_Setup>
-    </Sales__x0026__Receivables_Setup>
-  </Company_Information>
-  <PostedCashDocumentHdrCZP>
-    <CalculatedExchRate>CalculatedExchRate</CalculatedExchRate>
-    <CashDeskNo_PostedCashDocumentHeader>CashDeskNo_PostedCashDocumentHeader</CashDeskNo_PostedCashDocumentHeader>
-    <CurrencyCode_PostedCashDocumentHeader>CurrencyCode_PostedCashDocumentHeader</CurrencyCode_PostedCashDocumentHeader>
-    <ExchRateText>ExchRateText</ExchRateText>
-    <FormattedAmount_CashDocumentHeader>FormattedAmount_CashDocumentHeader</FormattedAmount_CashDocumentHeader>
-    <IdentificationCardNo_PostedCashDocumentHeader>IdentificationCardNo_PostedCashDocumentHeader</IdentificationCardNo_PostedCashDocumentHeader>
-    <No_PostedCashDocumentHeader>No_PostedCashDocumentHeader</No_PostedCashDocumentHeader>
-    <PaymentPurpose_PostedCashDocumentHeader>PaymentPurpose_PostedCashDocumentHeader</PaymentPurpose_PostedCashDocumentHeader>
-    <PostingDate_PostedCashDocumentHeader>PostingDate_PostedCashDocumentHeader</PostingDate_PostedCashDocumentHeader>
-    <ReceivedBy_PostedCashDocumentHeader>ReceivedBy_PostedCashDocumentHeader</ReceivedBy_PostedCashDocumentHeader>
-    <ReceivedFrom_PostedCashDocumentHeader>ReceivedFrom_PostedCashDocumentHeader</ReceivedFrom_PostedCashDocumentHeader>
-    <RegistrationNo_PostedCashDocumentHeader>RegistrationNo_PostedCashDocumentHeader</RegistrationNo_PostedCashDocumentHeader>
-    <VATRegistrationNo_PostedCashDocumentHeader>VATRegistrationNo_PostedCashDocumentHeader</VATRegistrationNo_PostedCashDocumentHeader>
-    <CopyLoop>
-      <CopyNo>CopyNo</CopyNo>
-      <PostedCashDocumentLineCZP>
-        <AccountType_PostedCashDocumentLine>AccountType_PostedCashDocumentLine</AccountType_PostedCashDocumentLine>
-        <AmountIncludingVAT_PostedCashDocumentLine>AmountIncludingVAT_PostedCashDocumentLine</AmountIncludingVAT_PostedCashDocumentLine>
-        <Description_PostedCashDocumentLine>Description_PostedCashDocumentLine</Description_PostedCashDocumentLine>
-        <LineNo_PostedCashDocumentLine>LineNo_PostedCashDocumentLine</LineNo_PostedCashDocumentLine>
-        <VATAmount_PostedCashDocumentLine>VATAmount_PostedCashDocumentLine</VATAmount_PostedCashDocumentLine>
-        <VATBaseAmount_PostedCashDocumentLine>VATBaseAmount_PostedCashDocumentLine</VATBaseAmount_PostedCashDocumentLine>
-        <VAT_PostedCashDocumentLine>VAT_PostedCashDocumentLine</VAT_PostedCashDocumentLine>
-      </PostedCashDocumentLineCZP>
-      <VATCounter>
-        <VATAmtLineVATAmt>VATAmtLineVATAmt</VATAmtLineVATAmt>
-        <VATAmtLineVATAmtLCY>VATAmtLineVATAmtLCY</VATAmtLineVATAmtLCY>
-        <VATAmtLineVATBase>VATAmtLineVATBase</VATAmtLineVATBase>
-        <VATAmtLineVATBaseLCY>VATAmtLineVATBaseLCY</VATAmtLineVATBaseLCY>
-        <VATAmtLineVATIdentifier>VATAmtLineVATIdentifier</VATAmtLineVATIdentifier>
-        <VATAmtLineVATPer>VATAmtLineVATPer</VATAmtLineVATPer>
-      </VATCounter>
-      <G_L_Entry>
-        <AccountNo_GLEntry>AccountNo_GLEntry</AccountNo_GLEntry>
-        <CreditAmount_GLEntry>CreditAmount_GLEntry</CreditAmount_GLEntry>
-        <DebitAmount_GLEntry>DebitAmount_GLEntry</DebitAmount_GLEntry>
-        <Description_GLEntry>Description_GLEntry</Description_GLEntry>
-      </G_L_Entry>
-      <EETEntryCZL>
-        <BusinessPremissesId_EETEntry>BusinessPremissesId_EETEntry</BusinessPremissesId_EETEntry>
-        <CashRegisterCode_EETEntry>CashRegisterCode_EETEntry</CashRegisterCode_EETEntry>
-        <CreatedAt_EETEntry>CreatedAt_EETEntry</CreatedAt_EETEntry>
-        <EntryNo_EETEntry>EntryNo_EETEntry</EntryNo_EETEntry>
-        <FiscalIdentificationCode_EETEntry>FiscalIdentificationCode_EETEntry</FiscalIdentificationCode_EETEntry>
-        <ReceiptSerialNo_EETEntry>ReceiptSerialNo_EETEntry</ReceiptSerialNo_EETEntry>
-        <SalesRegimeText_EETEntry>SalesRegimeText_EETEntry</SalesRegimeText_EETEntry>
-        <SecurityCode_EETEntry>SecurityCode_EETEntry</SecurityCode_EETEntry>
-        <SignatureCode_EETEntry>SignatureCode_EETEntry</SignatureCode_EETEntry>
-      </EETEntryCZL>
-      <User_Setup>
-        <Employee>
-          <CompanyEMail_Employee>CompanyEMail_Employee</CompanyEMail_Employee>
-          <FullName_Employee>FullName_Employee</FullName_Employee>
-          <PhoneNo_Employee>PhoneNo_Employee</PhoneNo_Employee>
-        </Employee>
-      </User_Setup>
-    </CopyLoop>
-  </PostedCashDocumentHdrCZP>
-</NavWordReportXmlPart>
+<file path=customXml/item2.xml>��< ? x m l   v e r s i o n = " 1 . 0 "   e n c o d i n g = " u t f - 1 6 " ? > + 
+ < N a v W o r d R e p o r t X m l P a r t   x m l n s = " u r n : m i c r o s o f t - d y n a m i c s - n a v / r e p o r t s / P o s t e d _ R c p t _ C a s h _ D o c u m e n t _ C Z P / 1 1 7 3 6 / " > + 
+     < B C R e p o r t I n f o r m a t i o n > + 
+         < R e p o r t M e t a d a t a > + 
+             < E x t e n s i o n I d > E x t e n s i o n   I D < / E x t e n s i o n I d > + 
+             < E x t e n s i o n N a m e > E x t e n s i o n   N a m e < / E x t e n s i o n N a m e > + 
+             < E x t e n s i o n P u b l i s h e r > E x t e n s i o n   P u b l i s h e r < / E x t e n s i o n P u b l i s h e r > + 
+             < E x t e n s i o n V e r s i o n > E x t e n s i o n   V e r s i o n < / E x t e n s i o n V e r s i o n > + 
+             < R e p o r t I d > R e p o r t   I D < / R e p o r t I d > + 
+             < R e p o r t N a m e > R e p o r t   N a m e < / R e p o r t N a m e > + 
+             < R e p o r t C a p t i o n > R e p o r t   C a p t i o n < / R e p o r t C a p t i o n > + 
+             < A b o u t T h i s R e p o r t T i t l e > A b o u t   T h i s   R e p o r t   T i t l e < / A b o u t T h i s R e p o r t T i t l e > + 
+             < A b o u t T h i s R e p o r t T e x t > A b o u t   T h i s   R e p o r t   T e x t < / A b o u t T h i s R e p o r t T e x t > + 
+             < R e p o r t H e l p L i n k > R e p o r t   H e l p   L i n k < / R e p o r t H e l p L i n k > + 
+         < / R e p o r t M e t a d a t a > + 
+         < R e p o r t R e q u e s t > + 
+             < T e n a n t E n t r a I d > T e n a n t   E n t r a   I d < / T e n a n t E n t r a I d > + 
+             < E n v i r o n m e n t N a m e > E n v i r o n m e n t   N a m e < / E n v i r o n m e n t N a m e > + 
+             < E n v i r o n m e n t T y p e > E n v i r o n m e n t   T y p e < / E n v i r o n m e n t T y p e > + 
+             < C o m p a n y N a m e > C o m p a n y   N a m e < / C o m p a n y N a m e > + 
+             < C o m p a n y D i s p l a y N a m e > C o m p a n y   D i s p l a y   N a m e < / C o m p a n y D i s p l a y N a m e > + 
+             < C o m p a n y I d > C o m p a n y   I D < / C o m p a n y I d > + 
+             < U s e r N a m e > U s e r   N a m e < / U s e r N a m e > + 
+             < D a t e A n d T i m e > D a t e   a n d   T i m e < / D a t e A n d T i m e > + 
+             < L a n g u a g e > L a n g u a g e < / L a n g u a g e > + 
+             < F o r m a t R e g i o n > F o r m a t   R e g i o n < / F o r m a t R e g i o n > + 
+             < D a t e T i m e V a l u e s > + 
+                 < Y e a r > Y e a r < / Y e a r > + 
+                 < M o n t h N u m b e r > M o n t h   N u m b e r < / M o n t h N u m b e r > + 
+                 < D a y N u m b e r > D a y   N u m b e r < / D a y N u m b e r > + 
+                 < H o u r > H o u r < / H o u r > + 
+                 < M i n u t e > M i n u t e < / M i n u t e > + 
+             < / D a t e T i m e V a l u e s > + 
+         < / R e p o r t R e q u e s t > + 
+         < C o m p a n y M e t a d a t a > + 
+             < C o m p a n y N a m e > C o m p a n y   N a m e < / C o m p a n y N a m e > + 
+             < C o m p a n y D i s p l a y N a m e > C o m p a n y   D i s p l a y   N a m e < / C o m p a n y D i s p l a y N a m e > + 
+             < C o m p a n y A d d r e s s L i n e s > + 
+                 < C o m p a n y A d d r e s s L i n e 1 > C o m p a n y   A d d r e s s   L i n e   1 < / C o m p a n y A d d r e s s L i n e 1 > + 
+                 < C o m p a n y A d d r e s s L i n e 2 > C o m p a n y   A d d r e s s   L i n e   2 < / C o m p a n y A d d r e s s L i n e 2 > + 
+                 < C o m p a n y A d d r e s s L i n e 3 > C o m p a n y   A d d r e s s   L i n e   3 < / C o m p a n y A d d r e s s L i n e 3 > + 
+                 < C o m p a n y A d d r e s s L i n e 4 > C o m p a n y   A d d r e s s   L i n e   4 < / C o m p a n y A d d r e s s L i n e 4 > + 
+                 < C o m p a n y A d d r e s s L i n e 5 > C o m p a n y   A d d r e s s   L i n e   5 < / C o m p a n y A d d r e s s L i n e 5 > + 
+                 < C o m p a n y A d d r e s s L i n e 6 > C o m p a n y   A d d r e s s   L i n e   6 < / C o m p a n y A d d r e s s L i n e 6 > + 
+                 < C o m p a n y A d d r e s s L i n e 7 > C o m p a n y   A d d r e s s   L i n e   7 < / C o m p a n y A d d r e s s L i n e 7 > + 
+                 < C o m p a n y A d d r e s s L i n e 8 > C o m p a n y   A d d r e s s   L i n e   8 < / C o m p a n y A d d r e s s L i n e 8 > + 
+             < / C o m p a n y A d d r e s s L i n e s > + 
+             < C o m p a n y P h o n e > C o m p a n y   P h o n e < / C o m p a n y P h o n e > + 
+             < C o m p a n y P h o n e C a p t i o n > C o m p a n y   P h o n e   C a p t i o n < / C o m p a n y P h o n e C a p t i o n > + 
+             < C o m p a n y F a x N o > C o m p a n y   F a x   N o . < / C o m p a n y F a x N o > + 
+             < C o m p a n y F a x N o C a p t i o n > C o m p a n y   F a x   N o .   C a p t i o n < / C o m p a n y F a x N o C a p t i o n > + 
+             < C o m p a n y E m a i l > C o m p a n y   E m a i l < / C o m p a n y E m a i l > + 
+             < C o m p a n y E m a i l C a p t i o n > C o m p a n y   E m a i l   C a p t i o n < / C o m p a n y E m a i l C a p t i o n > + 
+             < C o m p a n y H o m e P a g e > C o m p a n y   H o m e   P a g e < / C o m p a n y H o m e P a g e > + 
+             < C o m p a n y H o m e P a g e C a p t i o n > C o m p a n y   H o m e   P a g e   C a p t i o n < / C o m p a n y H o m e P a g e C a p t i o n > + 
+             < C o m p a n y L o g o > C o m p a n y   L o g o < / C o m p a n y L o g o > + 
+             < C o m p a n y V A T R e g i s t r a t i o n N o > C o m p a n y   V A T   R e g i s t r a t i o n   N o . < / C o m p a n y V A T R e g i s t r a t i o n N o > + 
+             < C o m p a n y V A T R e g i s t r a t i o n N o C a p t i o n > C o m p a n y   V A T   R e g i s t r a t i o n   N o .   C a p t i o n < / C o m p a n y V A T R e g i s t r a t i o n N o C a p t i o n > + 
+             < C o m p a n y R e g i s t r a t i o n N o > C o m p a n y   R e g i s t r a t i o n   N o . < / C o m p a n y R e g i s t r a t i o n N o > + 
+             < C o m p a n y R e g i s t r a t i o n N o C a p t i o n > C o m p a n y   R e g i s t r a t i o n   N o .   C a p t i o n < / C o m p a n y R e g i s t r a t i o n N o C a p t i o n > + 
+             < C o m p a n y B a n k N a m e > C o m p a n y   B a n k   N a m e < / C o m p a n y B a n k N a m e > + 
+             < C o m p a n y B a n k N a m e C a p t i o n > C o m p a n y   B a n k   N a m e   C a p t i o n < / C o m p a n y B a n k N a m e C a p t i o n > + 
+             < C o m p a n y B a n k A c c o u n t N o > C o m p a n y   B a n k   A c c o u n t   N o . < / C o m p a n y B a n k A c c o u n t N o > + 
+             < C o m p a n y B a n k A c c o u n t N o C a p t i o n > C o m p a n y   B a n k   A c c o u n t   N o .   C a p t i o n < / C o m p a n y B a n k A c c o u n t N o C a p t i o n > + 
+             < C o m p a n y B a n k B r a n c h N o > C o m p a n y   B a n k   B r a n c h   N o . < / C o m p a n y B a n k B r a n c h N o > + 
+             < C o m p a n y B a n k B r a n c h N o C a p t i o n > C o m p a n y   B a n k   B r a n c h   N o .   C a p t i o n < / C o m p a n y B a n k B r a n c h N o C a p t i o n > + 
+             < C o m p a n y I B A N > C o m p a n y   I B A N < / C o m p a n y I B A N > + 
+             < C o m p a n y I B A N C a p t i o n > C o m p a n y   I B A N   C a p t i o n < / C o m p a n y I B A N C a p t i o n > + 
+             < C o m p a n y B a n k S W I F T > C o m p a n y   B a n k   S W I F T < / C o m p a n y B a n k S W I F T > + 
+             < C o m p a n y B a n k S W I F T C a p t i o n > C o m p a n y   B a n k   S W I F T   C a p t i o n < / C o m p a n y B a n k S W I F T C a p t i o n > + 
+             < C o m p a n y G i r o N o > C o m p a n y   G i r o   N o . < / C o m p a n y G i r o N o > + 
+             < C o m p a n y G i r o N o C a p t i o n > C o m p a n y   G i r o   N o .   C a p t i o n < / C o m p a n y G i r o N o C a p t i o n > + 
+         < / C o m p a n y M e t a d a t a > + 
+     < / B C R e p o r t I n f o r m a t i o n > + 
+     < L a b e l s > + 
+         < A c c o u n t N o _ G L E n t r y C a p t i o n > A c c o u n t N o _ G L E n t r y C a p t i o n < / A c c o u n t N o _ G L E n t r y C a p t i o n > + 
+         < A m o u n t I n c l u d i n g V A T _ P o s t e d C a s h D o c u m e n t L i n e C a p t i o n > A m o u n t I n c l u d i n g V A T _ P o s t e d C a s h D o c u m e n t L i n e C a p t i o n < / A m o u n t I n c l u d i n g V A T _ P o s t e d C a s h D o c u m e n t L i n e C a p t i o n > + 
+         < B K P L b l > B K P L b l < / B K P L b l > + 
+         < B o d y L b l > B o d y L b l < / B o d y L b l > + 
+         < B u s i n e s s P r e m i s e s L b l > B u s i n e s s P r e m i s e s L b l < / B u s i n e s s P r e m i s e s L b l > + 
+         < C a s h R e g i s t e r L b l > C a s h R e g i s t e r L b l < / C a s h R e g i s t e r L b l > + 
+         < C l o s i n g L b l > C l o s i n g L b l < / C l o s i n g L b l > + 
+         < C o m p a n y L b l > C o m p a n y L b l < / C o m p a n y L b l > + 
+         < C o p y L b l > C o p y L b l < / C o p y L b l > + 
+         < C r e d i t A m o u n t _ G L E n t r y C a p t i o n > C r e d i t A m o u n t _ G L E n t r y C a p t i o n < / C r e d i t A m o u n t _ G L E n t r y C a p t i o n > + 
+         < D e b i t A m o u n t _ G L E n t r y C a p t i o n > D e b i t A m o u n t _ G L E n t r y C a p t i o n < / D e b i t A m o u n t _ G L E n t r y C a p t i o n > + 
+         < D e s c r i p t i o n _ G L E n t r y C a p t i o n > D e s c r i p t i o n _ G L E n t r y C a p t i o n < / D e s c r i p t i o n _ G L E n t r y C a p t i o n > + 
+         < D e s c r i p t i o n _ P o s t e d C a s h D o c u m e n t L i n e C a p t i o n > D e s c r i p t i o n _ P o s t e d C a s h D o c u m e n t L i n e C a p t i o n < / D e s c r i p t i o n _ P o s t e d C a s h D o c u m e n t L i n e C a p t i o n > + 
+         < D o c u m e n t L b l > D o c u m e n t L b l < / D o c u m e n t L b l > + 
+         < D o c u m e n t N o L b l > D o c u m e n t N o L b l < / D o c u m e n t N o L b l > + 
+         < F I K L b l > F I K L b l < / F I K L b l > + 
+         < G r e e t i n g L b l > G r e e t i n g L b l < / G r e e t i n g L b l > + 
+         < I d e n t i f i c a t i o n C a r d N o _ P o s t e d C a s h D o c u m e n t H e a d e r C a p t i o n > I d e n t i f i c a t i o n C a r d N o _ P o s t e d C a s h D o c u m e n t H e a d e r C a p t i o n < / I d e n t i f i c a t i o n C a r d N o _ P o s t e d C a s h D o c u m e n t H e a d e r C a p t i o n > + 
+         < I s s u e D a t e t i m e L b l > I s s u e D a t e t i m e L b l < / I s s u e D a t e t i m e L b l > + 
+         < P a g e L b l > P a g e L b l < / P a g e L b l > + 
+         < P a y m e n t P u r p o s e _ P o s t e d C a s h D o c u m e n t H e a d e r C a p t i o n > P a y m e n t P u r p o s e _ P o s t e d C a s h D o c u m e n t H e a d e r C a p t i o n < / P a y m e n t P u r p o s e _ P o s t e d C a s h D o c u m e n t H e a d e r C a p t i o n > + 
+         < P K P L b l > P K P L b l < / P K P L b l > + 
+         < P O K L b l > P O K L b l < / P O K L b l > + 
+         < P o s t e d L b l > P o s t e d L b l < / P o s t e d L b l > + 
+         < P o s t i n g D a t e L b l > P o s t i n g D a t e L b l < / P o s t i n g D a t e L b l > + 
+         < R e c e i p t S e r i a l N o L b l > R e c e i p t S e r i a l N o L b l < / R e c e i p t S e r i a l N o L b l > + 
+         < R e c e i v e d B y _ P o s t e d C a s h D o c u m e n t H e a d e r C a p t i o n > R e c e i v e d B y _ P o s t e d C a s h D o c u m e n t H e a d e r C a p t i o n < / R e c e i v e d B y _ P o s t e d C a s h D o c u m e n t H e a d e r C a p t i o n > + 
+         < R e c e i v e d F r o m _ P o s t e d C a s h D o c u m e n t H e a d e r C a p t i o n > R e c e i v e d F r o m _ P o s t e d C a s h D o c u m e n t H e a d e r C a p t i o n < / R e c e i v e d F r o m _ P o s t e d C a s h D o c u m e n t H e a d e r C a p t i o n > + 
+         < R e g i s t r a t i o n N o _ P o s t e d C a s h D o c u m e n t H e a d e r C a p t i o n > R e g i s t r a t i o n N o _ P o s t e d C a s h D o c u m e n t H e a d e r C a p t i o n < / R e g i s t r a t i o n N o _ P o s t e d C a s h D o c u m e n t H e a d e r C a p t i o n > + 
+         < T o t a l L b l > T o t a l L b l < / T o t a l L b l > + 
+         < V A T _ P o s t e d C a s h D o c u m e n t L i n e C a p t i o n > V A T _ P o s t e d C a s h D o c u m e n t L i n e C a p t i o n < / V A T _ P o s t e d C a s h D o c u m e n t L i n e C a p t i o n > + 
+         < V A T A m o u n t _ P o s t e d C a s h D o c u m e n t L i n e C a p t i o n > V A T A m o u n t _ P o s t e d C a s h D o c u m e n t L i n e C a p t i o n < / V A T A m o u n t _ P o s t e d C a s h D o c u m e n t L i n e C a p t i o n > + 
+         < V A T A m t L b l > V A T A m t L b l < / V A T A m t L b l > + 
+         < V A T A m t L i n e V A T P e r C a p t i o n > V A T A m t L i n e V A T P e r C a p t i o n < / V A T A m t L i n e V A T P e r C a p t i o n > + 
+         < V A T B a s e A m o u n t _ P o s t e d C a s h D o c u m e n t L i n e C a p t i o n > V A T B a s e A m o u n t _ P o s t e d C a s h D o c u m e n t L i n e C a p t i o n < / V A T B a s e A m o u n t _ P o s t e d C a s h D o c u m e n t L i n e C a p t i o n > + 
+         < V A T B a s e L b l > V A T B a s e L b l < / V A T B a s e L b l > + 
+         < V A T I d e n t L b l > V A T I d e n t L b l < / V A T I d e n t L b l > + 
+         < V A T L b l > V A T L b l < / V A T L b l > + 
+         < V A T P e r c e n t L b l > V A T P e r c e n t L b l < / V A T P e r c e n t L b l > + 
+         < V A T R e g i s t r a t i o n N o _ P o s t e d C a s h D o c u m e n t H e a d e r C a p t i o n > V A T R e g i s t r a t i o n N o _ P o s t e d C a s h D o c u m e n t H e a d e r C a p t i o n < / V A T R e g i s t r a t i o n N o _ P o s t e d C a s h D o c u m e n t H e a d e r C a p t i o n > + 
+     < / L a b e l s > + 
+     < C o m p a n y _ I n f o r m a t i o n > + 
+         < C o m p a n y A d d r 1 > C o m p a n y A d d r 1 < / C o m p a n y A d d r 1 > + 
+         < C o m p a n y A d d r 2 > C o m p a n y A d d r 2 < / C o m p a n y A d d r 2 > + 
+         < C o m p a n y A d d r 3 > C o m p a n y A d d r 3 < / C o m p a n y A d d r 3 > + 
+         < C o m p a n y A d d r 4 > C o m p a n y A d d r 4 < / C o m p a n y A d d r 4 > + 
+         < C o m p a n y A d d r 5 > C o m p a n y A d d r 5 < / C o m p a n y A d d r 5 > + 
+         < C o m p a n y A d d r 6 > C o m p a n y A d d r 6 < / C o m p a n y A d d r 6 > + 
+         < H o m e P a g e _ C o m p a n y I n f o r m a t i o n > H o m e P a g e _ C o m p a n y I n f o r m a t i o n < / H o m e P a g e _ C o m p a n y I n f o r m a t i o n > + 
+         < P i c t u r e _ C o m p a n y I n f o r m a t i o n   / > + 
+         < R e g i s t r a t i o n N o _ C o m p a n y I n f o r m a t i o n > R e g i s t r a t i o n N o _ C o m p a n y I n f o r m a t i o n < / R e g i s t r a t i o n N o _ C o m p a n y I n f o r m a t i o n > + 
+         < V A T R e g i s t r a t i o n N o _ C o m p a n y I n f o r m a t i o n > V A T R e g i s t r a t i o n N o _ C o m p a n y I n f o r m a t i o n < / V A T R e g i s t r a t i o n N o _ C o m p a n y I n f o r m a t i o n > + 
+         < S a l e s _ _ x 0 0 2 6 _ _ R e c e i v a b l e s _ S e t u p > + 
+             < L o g o P o s i t i o n o n D o c u m e n t s _ S a l e s R e c e i v a b l e s S e t u p > L o g o P o s i t i o n o n D o c u m e n t s _ S a l e s R e c e i v a b l e s S e t u p < / L o g o P o s i t i o n o n D o c u m e n t s _ S a l e s R e c e i v a b l e s S e t u p > + 
+             < G e n e r a l _ L e d g e r _ S e t u p > + 
+                 < L C Y C o d e _ G e n e r a l L e d g e r S e t u p > L C Y C o d e _ G e n e r a l L e d g e r S e t u p < / L C Y C o d e _ G e n e r a l L e d g e r S e t u p > + 
+             < / G e n e r a l _ L e d g e r _ S e t u p > + 
+         < / S a l e s _ _ x 0 0 2 6 _ _ R e c e i v a b l e s _ S e t u p > + 
+     < / C o m p a n y _ I n f o r m a t i o n > + 
+     < P o s t e d C a s h D o c u m e n t H d r C Z P > + 
+         < C a l c u l a t e d E x c h R a t e > C a l c u l a t e d E x c h R a t e < / C a l c u l a t e d E x c h R a t e > + 
+         < C a s h D e s k N o _ P o s t e d C a s h D o c u m e n t H e a d e r > C a s h D e s k N o _ P o s t e d C a s h D o c u m e n t H e a d e r < / C a s h D e s k N o _ P o s t e d C a s h D o c u m e n t H e a d e r > + 
+         < C u r r e n c y C o d e _ P o s t e d C a s h D o c u m e n t H e a d e r > C u r r e n c y C o d e _ P o s t e d C a s h D o c u m e n t H e a d e r < / C u r r e n c y C o d e _ P o s t e d C a s h D o c u m e n t H e a d e r > + 
+         < E x c h R a t e T e x t > E x c h R a t e T e x t < / E x c h R a t e T e x t > + 
+         < F o r m a t t e d A m o u n t _ C a s h D o c u m e n t H e a d e r > F o r m a t t e d A m o u n t _ C a s h D o c u m e n t H e a d e r < / F o r m a t t e d A m o u n t _ C a s h D o c u m e n t H e a d e r > + 
+         < I d e n t i f i c a t i o n C a r d N o _ P o s t e d C a s h D o c u m e n t H e a d e r > I d e n t i f i c a t i o n C a r d N o _ P o s t e d C a s h D o c u m e n t H e a d e r < / I d e n t i f i c a t i o n C a r d N o _ P o s t e d C a s h D o c u m e n t H e a d e r > + 
+         < N o _ P o s t e d C a s h D o c u m e n t H e a d e r > N o _ P o s t e d C a s h D o c u m e n t H e a d e r < / N o _ P o s t e d C a s h D o c u m e n t H e a d e r > + 
+         < P a y m e n t P u r p o s e _ P o s t e d C a s h D o c u m e n t H e a d e r > P a y m e n t P u r p o s e _ P o s t e d C a s h D o c u m e n t H e a d e r < / P a y m e n t P u r p o s e _ P o s t e d C a s h D o c u m e n t H e a d e r > + 
+         < P o s t i n g D a t e _ P o s t e d C a s h D o c u m e n t H e a d e r > P o s t i n g D a t e _ P o s t e d C a s h D o c u m e n t H e a d e r < / P o s t i n g D a t e _ P o s t e d C a s h D o c u m e n t H e a d e r > + 
+         < R e c e i v e d B y _ P o s t e d C a s h D o c u m e n t H e a d e r > R e c e i v e d B y _ P o s t e d C a s h D o c u m e n t H e a d e r < / R e c e i v e d B y _ P o s t e d C a s h D o c u m e n t H e a d e r > + 
+         < R e c e i v e d F r o m _ P o s t e d C a s h D o c u m e n t H e a d e r > R e c e i v e d F r o m _ P o s t e d C a s h D o c u m e n t H e a d e r < / R e c e i v e d F r o m _ P o s t e d C a s h D o c u m e n t H e a d e r > + 
+         < R e g i s t r a t i o n N o _ P o s t e d C a s h D o c u m e n t H e a d e r > R e g i s t r a t i o n N o _ P o s t e d C a s h D o c u m e n t H e a d e r < / R e g i s t r a t i o n N o _ P o s t e d C a s h D o c u m e n t H e a d e r > + 
+         < V A T R e g i s t r a t i o n N o _ P o s t e d C a s h D o c u m e n t H e a d e r > V A T R e g i s t r a t i o n N o _ P o s t e d C a s h D o c u m e n t H e a d e r < / V A T R e g i s t r a t i o n N o _ P o s t e d C a s h D o c u m e n t H e a d e r > + 
+         < C o p y L o o p > + 
+             < C o p y N o > C o p y N o < / C o p y N o > + 
+             < P o s t e d C a s h D o c u m e n t L i n e C Z P > + 
+                 < A c c o u n t T y p e _ P o s t e d C a s h D o c u m e n t L i n e > A c c o u n t T y p e _ P o s t e d C a s h D o c u m e n t L i n e < / A c c o u n t T y p e _ P o s t e d C a s h D o c u m e n t L i n e > + 
+                 < A m o u n t I n c l u d i n g V A T _ P o s t e d C a s h D o c u m e n t L i n e > A m o u n t I n c l u d i n g V A T _ P o s t e d C a s h D o c u m e n t L i n e < / A m o u n t I n c l u d i n g V A T _ P o s t e d C a s h D o c u m e n t L i n e > + 
+                 < D e s c r i p t i o n _ P o s t e d C a s h D o c u m e n t L i n e > D e s c r i p t i o n _ P o s t e d C a s h D o c u m e n t L i n e < / D e s c r i p t i o n _ P o s t e d C a s h D o c u m e n t L i n e > + 
+                 < L i n e N o _ P o s t e d C a s h D o c u m e n t L i n e > L i n e N o _ P o s t e d C a s h D o c u m e n t L i n e < / L i n e N o _ P o s t e d C a s h D o c u m e n t L i n e > + 
+                 < V A T A m o u n t _ P o s t e d C a s h D o c u m e n t L i n e > V A T A m o u n t _ P o s t e d C a s h D o c u m e n t L i n e < / V A T A m o u n t _ P o s t e d C a s h D o c u m e n t L i n e > + 
+                 < V A T B a s e A m o u n t _ P o s t e d C a s h D o c u m e n t L i n e > V A T B a s e A m o u n t _ P o s t e d C a s h D o c u m e n t L i n e < / V A T B a s e A m o u n t _ P o s t e d C a s h D o c u m e n t L i n e > + 
+                 < V A T _ P o s t e d C a s h D o c u m e n t L i n e > V A T _ P o s t e d C a s h D o c u m e n t L i n e < / V A T _ P o s t e d C a s h D o c u m e n t L i n e > + 
+             < / P o s t e d C a s h D o c u m e n t L i n e C Z P > + 
+             < V A T C o u n t e r > + 
+                 < V A T A m t L i n e V A T A m t > V A T A m t L i n e V A T A m t < / V A T A m t L i n e V A T A m t > + 
+                 < V A T A m t L i n e V A T A m t L C Y > V A T A m t L i n e V A T A m t L C Y < / V A T A m t L i n e V A T A m t L C Y > + 
+                 < V A T A m t L i n e V A T B a s e > V A T A m t L i n e V A T B a s e < / V A T A m t L i n e V A T B a s e > + 
+                 < V A T A m t L i n e V A T B a s e L C Y > V A T A m t L i n e V A T B a s e L C Y < / V A T A m t L i n e V A T B a s e L C Y > + 
+                 < V A T A m t L i n e V A T I d e n t i f i e r > V A T A m t L i n e V A T I d e n t i f i e r < / V A T A m t L i n e V A T I d e n t i f i e r > + 
+                 < V A T A m t L i n e V A T P e r > V A T A m t L i n e V A T P e r < / V A T A m t L i n e V A T P e r > + 
+             < / V A T C o u n t e r > + 
+             < G _ L _ E n t r y > + 
+                 < A c c o u n t N o _ G L E n t r y > A c c o u n t N o _ G L E n t r y < / A c c o u n t N o _ G L E n t r y > + 
+                 < C r e d i t A m o u n t _ G L E n t r y > C r e d i t A m o u n t _ G L E n t r y < / C r e d i t A m o u n t _ G L E n t r y > + 
+                 < D e b i t A m o u n t _ G L E n t r y > D e b i t A m o u n t _ G L E n t r y < / D e b i t A m o u n t _ G L E n t r y > + 
+                 < D e s c r i p t i o n _ G L E n t r y > D e s c r i p t i o n _ G L E n t r y < / D e s c r i p t i o n _ G L E n t r y > + 
+             < / G _ L _ E n t r y > + 
+             < E E T E n t r y C Z L > + 
+                 < A c k n o w l e d g e m e n t C o d e _ E E T E n t r y > A c k n o w l e d g e m e n t C o d e _ E E T E n t r y < / A c k n o w l e d g e m e n t C o d e _ E E T E n t r y > + 
+                 < B u s i n e s s P r e m i s s e s I d _ E E T E n t r y > B u s i n e s s P r e m i s s e s I d _ E E T E n t r y < / B u s i n e s s P r e m i s s e s I d _ E E T E n t r y > + 
+                 < C a s h R e g i s t e r C o d e _ E E T E n t r y > C a s h R e g i s t e r C o d e _ E E T E n t r y < / C a s h R e g i s t e r C o d e _ E E T E n t r y > + 
+                 < C r e a t e d A t _ E E T E n t r y > C r e a t e d A t _ E E T E n t r y < / C r e a t e d A t _ E E T E n t r y > + 
+                 < E n t r y N o _ E E T E n t r y > E n t r y N o _ E E T E n t r y < / E n t r y N o _ E E T E n t r y > + 
+                 < F i s c a l I d e n t i f i c a t i o n C o d e _ E E T E n t r y > F i s c a l I d e n t i f i c a t i o n C o d e _ E E T E n t r y < / F i s c a l I d e n t i f i c a t i o n C o d e _ E E T E n t r y > + 
+                 < R e c e i p t S e r i a l N o _ E E T E n t r y > R e c e i p t S e r i a l N o _ E E T E n t r y < / R e c e i p t S e r i a l N o _ E E T E n t r y > + 
+                 < S a l e s R e g i m e T e x t _ E E T E n t r y > S a l e s R e g i m e T e x t _ E E T E n t r y < / S a l e s R e g i m e T e x t _ E E T E n t r y > + 
+                 < S e c u r i t y C o d e _ E E T E n t r y > S e c u r i t y C o d e _ E E T E n t r y < / S e c u r i t y C o d e _ E E T E n t r y > + 
+                 < S i g n a t u r e C o d e _ E E T E n t r y > S i g n a t u r e C o d e _ E E T E n t r y < / S i g n a t u r e C o d e _ E E T E n t r y > + 
+             < / E E T E n t r y C Z L > + 
+             < U s e r _ S e t u p > + 
+                 < E m p l o y e e > + 
+                     < C o m p a n y E M a i l _ E m p l o y e e > C o m p a n y E M a i l _ E m p l o y e e < / C o m p a n y E M a i l _ E m p l o y e e > + 
+                     < F u l l N a m e _ E m p l o y e e > F u l l N a m e _ E m p l o y e e < / F u l l N a m e _ E m p l o y e e > + 
+                     < P h o n e N o _ E m p l o y e e > P h o n e N o _ E m p l o y e e < / P h o n e N o _ E m p l o y e e > + 
+                 < / E m p l o y e e > + 
+             < / U s e r _ S e t u p > + 
+         < / C o p y L o o p > + 
+     < / P o s t e d C a s h D o c u m e n t H d r C Z P > + 
+ < / N a v W o r d R e p o r t X m l P a r t > 
 </file>
 
 <file path=customXml/itemProps1.xml><?xml version="1.0" encoding="utf-8"?>
